--- a/docs/БСБД_курсовая_Девяткин_Егор_ИУ8-84.docx
+++ b/docs/БСБД_курсовая_Девяткин_Егор_ИУ8-84.docx
@@ -735,6 +735,12 @@
             <w:insideH w:val="none" w:color="auto" w:sz="0" w:space="0"/>
             <w:insideV w:val="none" w:color="auto" w:sz="0" w:space="0"/>
           </w:tblBorders>
+          <w:tblCellMar>
+            <w:top w:w="0" w:type="dxa"/>
+            <w:left w:w="108" w:type="dxa"/>
+            <w:bottom w:w="0" w:type="dxa"/>
+            <w:right w:w="108" w:type="dxa"/>
+          </w:tblCellMar>
         </w:tblPrEx>
         <w:tc>
           <w:tcPr>
@@ -1930,8 +1936,6 @@
         <w:t>СОДЕРЖАНИЕ</w:t>
       </w:r>
       <w:bookmarkEnd w:id="5"/>
-      <w:bookmarkStart w:id="26" w:name="_GoBack"/>
-      <w:bookmarkEnd w:id="26"/>
     </w:p>
     <w:p>
       <w:pPr>
@@ -3817,12 +3821,6 @@
             <w:insideH w:val="single" w:color="808080" w:sz="4" w:space="0"/>
             <w:insideV w:val="single" w:color="808080" w:sz="4" w:space="0"/>
           </w:tblBorders>
-          <w:tblCellMar>
-            <w:top w:w="0" w:type="dxa"/>
-            <w:left w:w="108" w:type="dxa"/>
-            <w:bottom w:w="0" w:type="dxa"/>
-            <w:right w:w="108" w:type="dxa"/>
-          </w:tblCellMar>
         </w:tblPrEx>
         <w:trPr>
           <w:jc w:val="center"/>
@@ -11273,12 +11271,6 @@
             <w:insideH w:val="single" w:color="808080" w:sz="4" w:space="0"/>
             <w:insideV w:val="single" w:color="808080" w:sz="4" w:space="0"/>
           </w:tblBorders>
-          <w:tblCellMar>
-            <w:top w:w="0" w:type="dxa"/>
-            <w:left w:w="108" w:type="dxa"/>
-            <w:bottom w:w="0" w:type="dxa"/>
-            <w:right w:w="108" w:type="dxa"/>
-          </w:tblCellMar>
         </w:tblPrEx>
         <w:trPr>
           <w:jc w:val="center"/>
@@ -20124,6 +20116,12 @@
             <w:insideH w:val="single" w:color="808080" w:sz="4" w:space="0"/>
             <w:insideV w:val="single" w:color="808080" w:sz="4" w:space="0"/>
           </w:tblBorders>
+          <w:tblCellMar>
+            <w:top w:w="0" w:type="dxa"/>
+            <w:left w:w="108" w:type="dxa"/>
+            <w:bottom w:w="0" w:type="dxa"/>
+            <w:right w:w="108" w:type="dxa"/>
+          </w:tblCellMar>
         </w:tblPrEx>
         <w:trPr>
           <w:jc w:val="center"/>
@@ -21126,6 +21124,12 @@
             <w:insideH w:val="single" w:color="808080" w:sz="4" w:space="0"/>
             <w:insideV w:val="single" w:color="808080" w:sz="4" w:space="0"/>
           </w:tblBorders>
+          <w:tblCellMar>
+            <w:top w:w="0" w:type="dxa"/>
+            <w:left w:w="108" w:type="dxa"/>
+            <w:bottom w:w="0" w:type="dxa"/>
+            <w:right w:w="108" w:type="dxa"/>
+          </w:tblCellMar>
         </w:tblPrEx>
         <w:trPr>
           <w:jc w:val="center"/>
@@ -31711,7 +31715,14 @@
         <w:bidi w:val="0"/>
       </w:pPr>
       <w:r>
-        <w:t>4. OWASP Cheat Sheet Series. SQL Injection Prevention Cheat Sheet. URL: https://cheatsheetseries.owasp.org/cheatsheets/SQL_Injection_Prevention_Cheat_Sheet.html (дата обращения: 11.05.2026).</w:t>
+        <w:rPr>
+          <w:rFonts w:hint="default"/>
+          <w:lang w:val="en-US"/>
+        </w:rPr>
+        <w:t>4</w:t>
+      </w:r>
+      <w:r>
+        <w:t>. Silberschatz A., Korth H. F., Sudarshan S. Database System Concepts. 7th ed. New York: McGraw-Hill, 2019.</w:t>
       </w:r>
     </w:p>
     <w:p>
@@ -31719,40 +31730,17 @@
         <w:bidi w:val="0"/>
       </w:pPr>
       <w:r>
-        <w:t>5. OWASP Foundation. Broken Access Control. URL: https://owasp.org/www-community/Broken_Access_Control (дата обращения: 11.05.2026).</w:t>
-      </w:r>
-    </w:p>
-    <w:p>
-      <w:pPr>
-        <w:bidi w:val="0"/>
-      </w:pPr>
-      <w:r>
-        <w:t>6. Date C. J. An Introduction to Database Systems. 8th ed. Boston: Pearson Addison Wesley, 2004.</w:t>
-      </w:r>
-    </w:p>
-    <w:p>
-      <w:pPr>
-        <w:bidi w:val="0"/>
-      </w:pPr>
-      <w:r>
-        <w:t>7. Connolly T., Begg C. Database Systems: A Practical Approach to Design, Implementation, and Management. 6th ed. Harlow: Pearson, 2015.</w:t>
-      </w:r>
-    </w:p>
-    <w:p>
-      <w:pPr>
-        <w:bidi w:val="0"/>
-      </w:pPr>
-      <w:r>
-        <w:t>8. Silberschatz A., Korth H. F., Sudarshan S. Database System Concepts. 7th ed. New York: McGraw-Hill, 2019.</w:t>
-      </w:r>
-    </w:p>
-    <w:p>
-      <w:pPr>
-        <w:bidi w:val="0"/>
-      </w:pPr>
-      <w:r>
-        <w:t>9. Bertino E., Sandhu R. Database Security — Concepts, Approaches, and Challenges // IEEE Transactions on Dependable and Secure Computing. 2005. Vol. 2, No. 1. P. 2–19.</w:t>
-      </w:r>
+        <w:rPr>
+          <w:rFonts w:hint="default"/>
+          <w:lang w:val="en-US"/>
+        </w:rPr>
+        <w:t>5</w:t>
+      </w:r>
+      <w:r>
+        <w:t>. Bertino E., Sandhu R. Database Security — Concepts, Approaches, and Challenges // IEEE Transactions on Dependable and Secure Computing. 2005. Vol. 2, No. 1. P. 2–19.</w:t>
+      </w:r>
+      <w:bookmarkStart w:id="26" w:name="_GoBack"/>
+      <w:bookmarkEnd w:id="26"/>
     </w:p>
     <w:p>
       <w:r>
@@ -32363,22 +32351,6 @@
                       <a:ln w="6350">
                         <a:noFill/>
                       </a:ln>
-                      <a:extLst>
-                        <a:ext uri="{909E8E84-426E-40DD-AFC4-6F175D3DCCD1}">
-                          <a14:hiddenFill xmlns:a14="http://schemas.microsoft.com/office/drawing/2010/main">
-                            <a:solidFill>
-                              <a:schemeClr val="lt1"/>
-                            </a:solidFill>
-                          </a14:hiddenFill>
-                        </a:ext>
-                        <a:ext uri="{91240B29-F687-4F45-9708-019B960494DF}">
-                          <a14:hiddenLine xmlns:a14="http://schemas.microsoft.com/office/drawing/2010/main" w="6350">
-                            <a:solidFill>
-                              <a:prstClr val="black"/>
-                            </a:solidFill>
-                          </a14:hiddenLine>
-                        </a:ext>
-                      </a:extLst>
                     </wps:spPr>
                     <wps:style>
                       <a:lnRef idx="0">
@@ -32429,7 +32401,7 @@
         </mc:Choice>
         <mc:Fallback>
           <w:pict>
-            <v:shape id="_x0000_s1026" o:spid="_x0000_s1026" o:spt="202" type="#_x0000_t202" style="position:absolute;left:0pt;margin-top:0pt;height:144pt;width:144pt;mso-position-horizontal:center;mso-position-horizontal-relative:margin;mso-wrap-style:none;z-index:251660288;mso-width-relative:page;mso-height-relative:page;" filled="f" stroked="f" coordsize="21600,21600" o:gfxdata="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">
+            <v:shape id="_x0000_s1026" o:spid="_x0000_s1026" o:spt="202" type="#_x0000_t202" style="position:absolute;left:0pt;margin-top:0pt;height:144pt;width:144pt;mso-position-horizontal:center;mso-position-horizontal-relative:margin;mso-wrap-style:none;z-index:251660288;mso-width-relative:page;mso-height-relative:page;" filled="f" stroked="f" coordsize="21600,21600" o:gfxdata="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">
               <v:fill on="f" focussize="0,0"/>
               <v:stroke on="f" weight="0.5pt"/>
               <v:imagedata o:title=""/>
@@ -32551,22 +32523,6 @@
                       <a:ln w="6350">
                         <a:noFill/>
                       </a:ln>
-                      <a:extLst>
-                        <a:ext uri="{909E8E84-426E-40DD-AFC4-6F175D3DCCD1}">
-                          <a14:hiddenFill xmlns:a14="http://schemas.microsoft.com/office/drawing/2010/main">
-                            <a:solidFill>
-                              <a:schemeClr val="lt1"/>
-                            </a:solidFill>
-                          </a14:hiddenFill>
-                        </a:ext>
-                        <a:ext uri="{91240B29-F687-4F45-9708-019B960494DF}">
-                          <a14:hiddenLine xmlns:a14="http://schemas.microsoft.com/office/drawing/2010/main" w="6350">
-                            <a:solidFill>
-                              <a:prstClr val="black"/>
-                            </a:solidFill>
-                          </a14:hiddenLine>
-                        </a:ext>
-                      </a:extLst>
                     </wps:spPr>
                     <wps:style>
                       <a:lnRef idx="0">
@@ -32638,7 +32594,7 @@
         </mc:Choice>
         <mc:Fallback>
           <w:pict>
-            <v:shape id="_x0000_s1026" o:spid="_x0000_s1026" o:spt="202" type="#_x0000_t202" style="position:absolute;left:0pt;margin-left:245.55pt;margin-top:8.2pt;height:144pt;width:144pt;mso-position-horizontal-relative:margin;mso-wrap-style:none;z-index:251661312;mso-width-relative:page;mso-height-relative:page;" filled="f" stroked="f" coordsize="21600,21600" o:gfxdata="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">
+            <v:shape id="_x0000_s1026" o:spid="_x0000_s1026" o:spt="202" type="#_x0000_t202" style="position:absolute;left:0pt;margin-left:245.55pt;margin-top:8.2pt;height:144pt;width:144pt;mso-position-horizontal-relative:margin;mso-wrap-style:none;z-index:251661312;mso-width-relative:page;mso-height-relative:page;" filled="f" stroked="f" coordsize="21600,21600" o:gfxdata="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">
               <v:fill on="f" focussize="0,0"/>
               <v:stroke on="f" weight="0.5pt"/>
               <v:imagedata o:title=""/>
@@ -32739,22 +32695,6 @@
                       <a:ln w="6350">
                         <a:noFill/>
                       </a:ln>
-                      <a:extLst>
-                        <a:ext uri="{909E8E84-426E-40DD-AFC4-6F175D3DCCD1}">
-                          <a14:hiddenFill xmlns:a14="http://schemas.microsoft.com/office/drawing/2010/main">
-                            <a:solidFill>
-                              <a:schemeClr val="lt1"/>
-                            </a:solidFill>
-                          </a14:hiddenFill>
-                        </a:ext>
-                        <a:ext uri="{91240B29-F687-4F45-9708-019B960494DF}">
-                          <a14:hiddenLine xmlns:a14="http://schemas.microsoft.com/office/drawing/2010/main" w="6350">
-                            <a:solidFill>
-                              <a:prstClr val="black"/>
-                            </a:solidFill>
-                          </a14:hiddenLine>
-                        </a:ext>
-                      </a:extLst>
                     </wps:spPr>
                     <wps:style>
                       <a:lnRef idx="0">
@@ -32830,7 +32770,7 @@
         </mc:Choice>
         <mc:Fallback>
           <w:pict>
-            <v:shape id="_x0000_s1026" o:spid="_x0000_s1026" o:spt="202" type="#_x0000_t202" style="position:absolute;left:0pt;margin-left:245.55pt;margin-top:13.55pt;height:144pt;width:144pt;mso-position-horizontal-relative:margin;mso-wrap-style:none;z-index:251659264;mso-width-relative:page;mso-height-relative:page;" filled="f" stroked="f" coordsize="21600,21600" o:gfxdata="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">
+            <v:shape id="_x0000_s1026" o:spid="_x0000_s1026" o:spt="202" type="#_x0000_t202" style="position:absolute;left:0pt;margin-left:245.55pt;margin-top:13.55pt;height:144pt;width:144pt;mso-position-horizontal-relative:margin;mso-wrap-style:none;z-index:251659264;mso-width-relative:page;mso-height-relative:page;" filled="f" stroked="f" coordsize="21600,21600" o:gfxdata="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">
               <v:fill on="f" focussize="0,0"/>
               <v:stroke on="f" weight="0.5pt"/>
               <v:imagedata o:title=""/>

--- a/docs/БСБД_курсовая_Девяткин_Егор_ИУ8-84.docx
+++ b/docs/БСБД_курсовая_Девяткин_Егор_ИУ8-84.docx
@@ -20,14 +20,6 @@
         <w:gridCol w:w="8187"/>
       </w:tblGrid>
       <w:tr>
-        <w:tblPrEx>
-          <w:tblCellMar>
-            <w:top w:w="0" w:type="dxa"/>
-            <w:left w:w="108" w:type="dxa"/>
-            <w:bottom w:w="0" w:type="dxa"/>
-            <w:right w:w="108" w:type="dxa"/>
-          </w:tblCellMar>
-        </w:tblPrEx>
         <w:tc>
           <w:tcPr>
             <w:tcW w:w="1384" w:type="dxa"/>
@@ -4674,8 +4666,10 @@
           <w:sz w:val="22"/>
           <w:szCs w:val="22"/>
         </w:rPr>
-        <w:t>Дата выдачи задания « 24_ » февраля 2026 г.</w:t>
-      </w:r>
+        <w:t>Дата выдачи задания « 24 » февраля 2026 г.</w:t>
+      </w:r>
+      <w:bookmarkStart w:id="18" w:name="_GoBack"/>
+      <w:bookmarkEnd w:id="18"/>
     </w:p>
     <w:p>
       <w:pPr>
@@ -11062,6 +11056,12 @@
             <w:insideH w:val="single" w:color="auto" w:sz="4" w:space="0"/>
             <w:insideV w:val="single" w:color="auto" w:sz="4" w:space="0"/>
           </w:tblBorders>
+          <w:tblCellMar>
+            <w:top w:w="0" w:type="dxa"/>
+            <w:left w:w="108" w:type="dxa"/>
+            <w:bottom w:w="0" w:type="dxa"/>
+            <w:right w:w="108" w:type="dxa"/>
+          </w:tblCellMar>
         </w:tblPrEx>
         <w:trPr>
           <w:jc w:val="center"/>
@@ -14371,6 +14371,14 @@
       </w:tr>
       <w:tr>
         <w:tblPrEx>
+          <w:tblBorders>
+            <w:top w:val="single" w:color="auto" w:sz="4" w:space="0"/>
+            <w:left w:val="single" w:color="auto" w:sz="4" w:space="0"/>
+            <w:bottom w:val="single" w:color="auto" w:sz="4" w:space="0"/>
+            <w:right w:val="single" w:color="auto" w:sz="4" w:space="0"/>
+            <w:insideH w:val="single" w:color="auto" w:sz="4" w:space="0"/>
+            <w:insideV w:val="single" w:color="auto" w:sz="4" w:space="0"/>
+          </w:tblBorders>
           <w:tblCellMar>
             <w:top w:w="0" w:type="dxa"/>
             <w:left w:w="108" w:type="dxa"/>
@@ -14871,12 +14879,6 @@
             <w:insideH w:val="single" w:color="auto" w:sz="4" w:space="0"/>
             <w:insideV w:val="single" w:color="auto" w:sz="4" w:space="0"/>
           </w:tblBorders>
-          <w:tblCellMar>
-            <w:top w:w="0" w:type="dxa"/>
-            <w:left w:w="108" w:type="dxa"/>
-            <w:bottom w:w="0" w:type="dxa"/>
-            <w:right w:w="108" w:type="dxa"/>
-          </w:tblCellMar>
         </w:tblPrEx>
         <w:trPr>
           <w:jc w:val="center"/>
@@ -15574,6 +15576,12 @@
             <w:insideH w:val="single" w:color="auto" w:sz="4" w:space="0"/>
             <w:insideV w:val="single" w:color="auto" w:sz="4" w:space="0"/>
           </w:tblBorders>
+          <w:tblCellMar>
+            <w:top w:w="0" w:type="dxa"/>
+            <w:left w:w="108" w:type="dxa"/>
+            <w:bottom w:w="0" w:type="dxa"/>
+            <w:right w:w="108" w:type="dxa"/>
+          </w:tblCellMar>
         </w:tblPrEx>
         <w:trPr>
           <w:jc w:val="center"/>
@@ -23691,8 +23699,6 @@
       <w:r>
         <w:t>Таблица 15 — Фактические примеры реализации защиты</w:t>
       </w:r>
-      <w:bookmarkStart w:id="18" w:name="_GoBack"/>
-      <w:bookmarkEnd w:id="18"/>
     </w:p>
     <w:p>
       <w:r>
